--- a/belgeler/49_B2_UYUM_RAPORU.docx
+++ b/belgeler/49_B2_UYUM_RAPORU.docx
@@ -738,7 +738,7 @@
                 <w:color w:val="000000"/>
                 <w:sz w:val="16"/>
               </w:rPr>
-              <w:t>işletme gideri 3.420.794,70 TL</w:t>
+              <w:t>işletme gideri 3.421.080,20 TL</w:t>
             </w:r>
           </w:p>
         </w:tc>
@@ -821,7 +821,7 @@
                 <w:color w:val="000000"/>
                 <w:sz w:val="16"/>
               </w:rPr>
-              <w:t>285.066,23 TL</w:t>
+              <w:t>285.090,02 TL</w:t>
             </w:r>
           </w:p>
         </w:tc>
@@ -877,7 +877,7 @@
                 <w:color w:val="000000"/>
                 <w:sz w:val="16"/>
               </w:rPr>
-              <w:t>808.066,23 TL</w:t>
+              <w:t>808.090,01 TL</w:t>
             </w:r>
           </w:p>
         </w:tc>
@@ -904,7 +904,7 @@
                 <w:color w:val="000000"/>
                 <w:sz w:val="16"/>
               </w:rPr>
-              <w:t>570.132,45 TL</w:t>
+              <w:t>570.180,03 TL</w:t>
             </w:r>
           </w:p>
         </w:tc>
@@ -960,7 +960,7 @@
                 <w:color w:val="000000"/>
                 <w:sz w:val="16"/>
               </w:rPr>
-              <w:t>808.066,23 TL</w:t>
+              <w:t>808.090,01 TL</w:t>
             </w:r>
           </w:p>
         </w:tc>
@@ -987,7 +987,7 @@
                 <w:color w:val="000000"/>
                 <w:sz w:val="16"/>
               </w:rPr>
-              <w:t>570.132,45 TL</w:t>
+              <w:t>570.180,03 TL</w:t>
             </w:r>
           </w:p>
         </w:tc>
@@ -1043,7 +1043,7 @@
                 <w:color w:val="000000"/>
                 <w:sz w:val="16"/>
               </w:rPr>
-              <w:t>31.002.423,19 TL</w:t>
+              <w:t>31.028.800,96 TL</w:t>
             </w:r>
           </w:p>
         </w:tc>
@@ -1070,7 +1070,7 @@
                 <w:color w:val="000000"/>
                 <w:sz w:val="16"/>
               </w:rPr>
-              <w:t>30.764.489,41 TL</w:t>
+              <w:t>30.790.890,98 TL</w:t>
             </w:r>
           </w:p>
         </w:tc>
@@ -1094,7 +1094,7 @@
           <w:color w:val="000000"/>
           <w:sz w:val="15"/>
         </w:rPr>
-        <w:t>Toplam, satırlar yuvarlanmadan bulunur — program da öyle toplamaktadır; aksi hâlde iki belgenin toplamı bir kuruş ayrışıyordu.</w:t>
+        <w:t>Toplam, satırlar yuvarlanmadan bulunur — program da öyle toplamaktadır; aksi hâlde iki belgenin toplamı bir kuruş ayrışıyordu. Bu raporun bütün “düzeltmeden önce” sütunları BUGÜNKÜ maliyet verisiyle hesaplanmıştır: yalnız bu düzeltme yapılmamış olsaydı çıkacak tutarı gösterir, sonradan yapılan başka değişiklikleri içermez.</w:t>
       </w:r>
     </w:p>
     <w:p>
@@ -1600,7 +1600,7 @@
                 <w:color w:val="000000"/>
                 <w:sz w:val="16"/>
               </w:rPr>
-              <w:t>19.998.288,44 TL</w:t>
+              <w:t>20.024.666,21 TL</w:t>
             </w:r>
           </w:p>
         </w:tc>
@@ -1627,7 +1627,7 @@
                 <w:color w:val="000000"/>
                 <w:sz w:val="16"/>
               </w:rPr>
-              <w:t>30.764.489,41 TL</w:t>
+              <w:t>30.790.890,98 TL</w:t>
             </w:r>
           </w:p>
         </w:tc>
@@ -1932,7 +1932,7 @@
                 <w:color w:val="000000"/>
                 <w:sz w:val="16"/>
               </w:rPr>
-              <w:t>31.002.423,19 TL</w:t>
+              <w:t>31.028.800,96 TL</w:t>
             </w:r>
           </w:p>
         </w:tc>
@@ -1959,7 +1959,7 @@
                 <w:color w:val="000000"/>
                 <w:sz w:val="16"/>
               </w:rPr>
-              <w:t>30.764.489,41 TL</w:t>
+              <w:t>30.790.890,98 TL</w:t>
             </w:r>
           </w:p>
         </w:tc>
@@ -2698,7 +2698,7 @@
                 <w:color w:val="000000"/>
                 <w:sz w:val="16"/>
               </w:rPr>
-              <w:t>15.044.296,91</w:t>
+              <w:t>15.070.698,49</w:t>
             </w:r>
           </w:p>
         </w:tc>
@@ -2725,7 +2725,7 @@
                 <w:color w:val="000000"/>
                 <w:sz w:val="16"/>
               </w:rPr>
-              <w:t>15.044.296,91</w:t>
+              <w:t>15.070.698,48</w:t>
             </w:r>
           </w:p>
         </w:tc>
@@ -2752,7 +2752,7 @@
                 <w:color w:val="000000"/>
                 <w:sz w:val="16"/>
               </w:rPr>
-              <w:t>0,00</w:t>
+              <w:t>0,01</w:t>
             </w:r>
           </w:p>
         </w:tc>
@@ -2835,7 +2835,7 @@
                 <w:color w:val="000000"/>
                 <w:sz w:val="16"/>
               </w:rPr>
-              <w:t>5.845.091,09</w:t>
+              <w:t>5.867.052,75</w:t>
             </w:r>
           </w:p>
         </w:tc>
@@ -2862,7 +2862,7 @@
                 <w:color w:val="000000"/>
                 <w:sz w:val="16"/>
               </w:rPr>
-              <w:t>5.845.091,09</w:t>
+              <w:t>5.867.052,75</w:t>
             </w:r>
           </w:p>
         </w:tc>
@@ -3246,7 +3246,7 @@
                 <w:color w:val="000000"/>
                 <w:sz w:val="16"/>
               </w:rPr>
-              <w:t>570.132,45</w:t>
+              <w:t>570.180,03</w:t>
             </w:r>
           </w:p>
         </w:tc>
@@ -3273,7 +3273,7 @@
                 <w:color w:val="000000"/>
                 <w:sz w:val="16"/>
               </w:rPr>
-              <w:t>570.132,45</w:t>
+              <w:t>570.180,03</w:t>
             </w:r>
           </w:p>
         </w:tc>
@@ -3383,7 +3383,7 @@
                 <w:color w:val="000000"/>
                 <w:sz w:val="16"/>
               </w:rPr>
-              <w:t>5.032.226,16</w:t>
+              <w:t>5.036.618,49</w:t>
             </w:r>
           </w:p>
         </w:tc>
@@ -3410,7 +3410,7 @@
                 <w:color w:val="000000"/>
                 <w:sz w:val="16"/>
               </w:rPr>
-              <w:t>5.032.226,16</w:t>
+              <w:t>5.036.618,49</w:t>
             </w:r>
           </w:p>
         </w:tc>
@@ -3520,7 +3520,7 @@
                 <w:color w:val="000000"/>
                 <w:sz w:val="16"/>
               </w:rPr>
-              <w:t>30.764.489,41</w:t>
+              <w:t>30.790.890,99</w:t>
             </w:r>
           </w:p>
         </w:tc>
@@ -3547,7 +3547,7 @@
                 <w:color w:val="000000"/>
                 <w:sz w:val="16"/>
               </w:rPr>
-              <w:t>30.764.489,41</w:t>
+              <w:t>30.790.890,98</w:t>
             </w:r>
           </w:p>
         </w:tc>
@@ -3574,7 +3574,7 @@
                 <w:color w:val="000000"/>
                 <w:sz w:val="16"/>
               </w:rPr>
-              <w:t>0,00</w:t>
+              <w:t>0,01</w:t>
             </w:r>
           </w:p>
         </w:tc>
@@ -3657,7 +3657,7 @@
                 <w:color w:val="000000"/>
                 <w:sz w:val="16"/>
               </w:rPr>
-              <w:t>30.764.489,41</w:t>
+              <w:t>30.790.890,98</w:t>
             </w:r>
           </w:p>
         </w:tc>
@@ -3684,7 +3684,7 @@
                 <w:color w:val="000000"/>
                 <w:sz w:val="16"/>
               </w:rPr>
-              <w:t>30.764.489,41</w:t>
+              <w:t>30.790.890,98</w:t>
             </w:r>
           </w:p>
         </w:tc>
@@ -3931,7 +3931,7 @@
                 <w:color w:val="000000"/>
                 <w:sz w:val="16"/>
               </w:rPr>
-              <w:t>30.764.489,41</w:t>
+              <w:t>30.790.890,98</w:t>
             </w:r>
           </w:p>
         </w:tc>
@@ -3958,7 +3958,7 @@
                 <w:color w:val="000000"/>
                 <w:sz w:val="16"/>
               </w:rPr>
-              <w:t>30.764.489,41</w:t>
+              <w:t>30.790.890,98</w:t>
             </w:r>
           </w:p>
         </w:tc>
@@ -4068,7 +4068,7 @@
                 <w:color w:val="000000"/>
                 <w:sz w:val="16"/>
               </w:rPr>
-              <w:t>0,00</w:t>
+              <w:t>-0,01</w:t>
             </w:r>
           </w:p>
         </w:tc>
@@ -4122,7 +4122,7 @@
                 <w:color w:val="000000"/>
                 <w:sz w:val="16"/>
               </w:rPr>
-              <w:t>0,00</w:t>
+              <w:t>-0,01</w:t>
             </w:r>
           </w:p>
         </w:tc>
@@ -4890,7 +4890,7 @@
                 <w:color w:val="000000"/>
                 <w:sz w:val="16"/>
               </w:rPr>
-              <w:t>4.211.685,09</w:t>
+              <w:t>4.212.409,83</w:t>
             </w:r>
           </w:p>
         </w:tc>
@@ -4917,7 +4917,7 @@
                 <w:color w:val="000000"/>
                 <w:sz w:val="16"/>
               </w:rPr>
-              <w:t>4.211.685,09</w:t>
+              <w:t>4.212.409,83</w:t>
             </w:r>
           </w:p>
         </w:tc>
@@ -5301,7 +5301,7 @@
                 <w:color w:val="000000"/>
                 <w:sz w:val="16"/>
               </w:rPr>
-              <w:t>1.348.811,31</w:t>
+              <w:t>1.349.030,92</w:t>
             </w:r>
           </w:p>
         </w:tc>
@@ -5328,7 +5328,7 @@
                 <w:color w:val="000000"/>
                 <w:sz w:val="16"/>
               </w:rPr>
-              <w:t>1.348.811,31</w:t>
+              <w:t>1.349.030,92</w:t>
             </w:r>
           </w:p>
         </w:tc>
@@ -5438,7 +5438,7 @@
                 <w:color w:val="000000"/>
                 <w:sz w:val="16"/>
               </w:rPr>
-              <w:t>255.483,39</w:t>
+              <w:t>255.549,28</w:t>
             </w:r>
           </w:p>
         </w:tc>
@@ -5465,7 +5465,7 @@
                 <w:color w:val="000000"/>
                 <w:sz w:val="16"/>
               </w:rPr>
-              <w:t>255.483,39</w:t>
+              <w:t>255.549,28</w:t>
             </w:r>
           </w:p>
         </w:tc>
@@ -5575,7 +5575,7 @@
                 <w:color w:val="000000"/>
                 <w:sz w:val="16"/>
               </w:rPr>
-              <w:t>790.890,39</w:t>
+              <w:t>791.329,63</w:t>
             </w:r>
           </w:p>
         </w:tc>
@@ -5602,7 +5602,7 @@
                 <w:color w:val="000000"/>
                 <w:sz w:val="16"/>
               </w:rPr>
-              <w:t>790.890,39</w:t>
+              <w:t>791.329,63</w:t>
             </w:r>
           </w:p>
         </w:tc>
@@ -5712,7 +5712,7 @@
                 <w:color w:val="000000"/>
                 <w:sz w:val="16"/>
               </w:rPr>
-              <w:t>13.068.449,66</w:t>
+              <w:t>13.067.724,92</w:t>
             </w:r>
           </w:p>
         </w:tc>
@@ -5739,7 +5739,7 @@
                 <w:color w:val="000000"/>
                 <w:sz w:val="16"/>
               </w:rPr>
-              <w:t>13.068.449,66</w:t>
+              <w:t>13.067.724,92</w:t>
             </w:r>
           </w:p>
         </w:tc>
@@ -5986,7 +5986,7 @@
                 <w:color w:val="000000"/>
                 <w:sz w:val="16"/>
               </w:rPr>
-              <w:t>570.132,45</w:t>
+              <w:t>570.180,03</w:t>
             </w:r>
           </w:p>
         </w:tc>
@@ -6013,7 +6013,7 @@
                 <w:color w:val="000000"/>
                 <w:sz w:val="16"/>
               </w:rPr>
-              <w:t>570.132,45</w:t>
+              <w:t>570.180,03</w:t>
             </w:r>
           </w:p>
         </w:tc>
@@ -6123,7 +6123,7 @@
                 <w:color w:val="000000"/>
                 <w:sz w:val="16"/>
               </w:rPr>
-              <w:t>30.194.356,96</w:t>
+              <w:t>30.220.710,96</w:t>
             </w:r>
           </w:p>
         </w:tc>
@@ -6150,7 +6150,7 @@
                 <w:color w:val="000000"/>
                 <w:sz w:val="16"/>
               </w:rPr>
-              <w:t>30.194.356,96</w:t>
+              <w:t>30.220.710,95</w:t>
             </w:r>
           </w:p>
         </w:tc>
@@ -6177,7 +6177,7 @@
                 <w:color w:val="000000"/>
                 <w:sz w:val="16"/>
               </w:rPr>
-              <w:t>0,00</w:t>
+              <w:t>0,01</w:t>
             </w:r>
           </w:p>
         </w:tc>
@@ -6260,7 +6260,7 @@
                 <w:color w:val="000000"/>
                 <w:sz w:val="16"/>
               </w:rPr>
-              <w:t>0,00</w:t>
+              <w:t>-0,01</w:t>
             </w:r>
           </w:p>
         </w:tc>
@@ -6314,7 +6314,7 @@
                 <w:color w:val="000000"/>
                 <w:sz w:val="16"/>
               </w:rPr>
-              <w:t>0,00</w:t>
+              <w:t>-0,01</w:t>
             </w:r>
           </w:p>
         </w:tc>
@@ -6397,7 +6397,7 @@
                 <w:color w:val="000000"/>
                 <w:sz w:val="16"/>
               </w:rPr>
-              <w:t>13.859.340,05</w:t>
+              <w:t>13.859.054,55</w:t>
             </w:r>
           </w:p>
         </w:tc>
@@ -6424,7 +6424,7 @@
                 <w:color w:val="000000"/>
                 <w:sz w:val="16"/>
               </w:rPr>
-              <w:t>13.859.340,05</w:t>
+              <w:t>13.859.054,55</w:t>
             </w:r>
           </w:p>
         </w:tc>
@@ -6602,7 +6602,7 @@
                 <w:color w:val="000000"/>
                 <w:sz w:val="16"/>
               </w:rPr>
-              <w:t>uyarı yok</w:t>
+              <w:t>DİKKAT! Yatırım dönemi için taksitler bazında belirtilen finansman kaynakları yetersizdir. Bu haliyle proje 'Mali Sürdürebilirlik' kriterini sağlamamaktadır. 'Kümülatif net Nakit Akış' satırında negatif değer bulunmamalıdır.</w:t>
             </w:r>
           </w:p>
         </w:tc>
@@ -6658,7 +6658,7 @@
                 <w:color w:val="000000"/>
                 <w:sz w:val="16"/>
               </w:rPr>
-              <w:t>EVET</w:t>
+              <w:t>HAYIR</w:t>
             </w:r>
           </w:p>
         </w:tc>

--- a/belgeler/49_B2_UYUM_RAPORU.docx
+++ b/belgeler/49_B2_UYUM_RAPORU.docx
@@ -738,7 +738,7 @@
                 <w:color w:val="000000"/>
                 <w:sz w:val="16"/>
               </w:rPr>
-              <w:t>işletme gideri 3.421.080,20 TL</w:t>
+              <w:t>işletme gideri 3.424.941,48 TL</w:t>
             </w:r>
           </w:p>
         </w:tc>
@@ -821,7 +821,7 @@
                 <w:color w:val="000000"/>
                 <w:sz w:val="16"/>
               </w:rPr>
-              <w:t>285.090,02 TL</w:t>
+              <w:t>285.411,79 TL</w:t>
             </w:r>
           </w:p>
         </w:tc>
@@ -877,7 +877,7 @@
                 <w:color w:val="000000"/>
                 <w:sz w:val="16"/>
               </w:rPr>
-              <w:t>808.090,01 TL</w:t>
+              <w:t>808.411,79 TL</w:t>
             </w:r>
           </w:p>
         </w:tc>
@@ -904,7 +904,7 @@
                 <w:color w:val="000000"/>
                 <w:sz w:val="16"/>
               </w:rPr>
-              <w:t>570.180,03 TL</w:t>
+              <w:t>570.823,58 TL</w:t>
             </w:r>
           </w:p>
         </w:tc>
@@ -960,7 +960,7 @@
                 <w:color w:val="000000"/>
                 <w:sz w:val="16"/>
               </w:rPr>
-              <w:t>808.090,01 TL</w:t>
+              <w:t>808.411,79 TL</w:t>
             </w:r>
           </w:p>
         </w:tc>
@@ -987,7 +987,7 @@
                 <w:color w:val="000000"/>
                 <w:sz w:val="16"/>
               </w:rPr>
-              <w:t>570.180,03 TL</w:t>
+              <w:t>570.823,58 TL</w:t>
             </w:r>
           </w:p>
         </w:tc>
@@ -1043,7 +1043,7 @@
                 <w:color w:val="000000"/>
                 <w:sz w:val="16"/>
               </w:rPr>
-              <w:t>31.028.800,96 TL</w:t>
+              <w:t>31.385.548,41 TL</w:t>
             </w:r>
           </w:p>
         </w:tc>
@@ -1070,7 +1070,7 @@
                 <w:color w:val="000000"/>
                 <w:sz w:val="16"/>
               </w:rPr>
-              <w:t>30.790.890,98 TL</w:t>
+              <w:t>31.147.960,20 TL</w:t>
             </w:r>
           </w:p>
         </w:tc>
@@ -1600,7 +1600,7 @@
                 <w:color w:val="000000"/>
                 <w:sz w:val="16"/>
               </w:rPr>
-              <w:t>20.024.666,21 TL</w:t>
+              <w:t>20.381.413,66 TL</w:t>
             </w:r>
           </w:p>
         </w:tc>
@@ -1627,7 +1627,7 @@
                 <w:color w:val="000000"/>
                 <w:sz w:val="16"/>
               </w:rPr>
-              <w:t>30.790.890,98 TL</w:t>
+              <w:t>31.147.960,20 TL</w:t>
             </w:r>
           </w:p>
         </w:tc>
@@ -1932,7 +1932,7 @@
                 <w:color w:val="000000"/>
                 <w:sz w:val="16"/>
               </w:rPr>
-              <w:t>31.028.800,96 TL</w:t>
+              <w:t>31.385.548,41 TL</w:t>
             </w:r>
           </w:p>
         </w:tc>
@@ -1959,7 +1959,7 @@
                 <w:color w:val="000000"/>
                 <w:sz w:val="16"/>
               </w:rPr>
-              <w:t>30.790.890,98 TL</w:t>
+              <w:t>31.147.960,20 TL</w:t>
             </w:r>
           </w:p>
         </w:tc>
@@ -2698,7 +2698,7 @@
                 <w:color w:val="000000"/>
                 <w:sz w:val="16"/>
               </w:rPr>
-              <w:t>15.070.698,49</w:t>
+              <w:t>15.427.767,70</w:t>
             </w:r>
           </w:p>
         </w:tc>
@@ -2725,7 +2725,7 @@
                 <w:color w:val="000000"/>
                 <w:sz w:val="16"/>
               </w:rPr>
-              <w:t>15.070.698,48</w:t>
+              <w:t>15.427.767,70</w:t>
             </w:r>
           </w:p>
         </w:tc>
@@ -2752,7 +2752,7 @@
                 <w:color w:val="000000"/>
                 <w:sz w:val="16"/>
               </w:rPr>
-              <w:t>0,01</w:t>
+              <w:t>0,00</w:t>
             </w:r>
           </w:p>
         </w:tc>
@@ -2972,7 +2972,7 @@
                 <w:color w:val="000000"/>
                 <w:sz w:val="16"/>
               </w:rPr>
-              <w:t>3.595.847,21</w:t>
+              <w:t>3.892.868,60</w:t>
             </w:r>
           </w:p>
         </w:tc>
@@ -2999,7 +2999,7 @@
                 <w:color w:val="000000"/>
                 <w:sz w:val="16"/>
               </w:rPr>
-              <w:t>3.595.847,21</w:t>
+              <w:t>3.892.868,60</w:t>
             </w:r>
           </w:p>
         </w:tc>
@@ -3246,7 +3246,7 @@
                 <w:color w:val="000000"/>
                 <w:sz w:val="16"/>
               </w:rPr>
-              <w:t>570.180,03</w:t>
+              <w:t>570.823,58</w:t>
             </w:r>
           </w:p>
         </w:tc>
@@ -3273,7 +3273,7 @@
                 <w:color w:val="000000"/>
                 <w:sz w:val="16"/>
               </w:rPr>
-              <w:t>570.180,03</w:t>
+              <w:t>570.823,58</w:t>
             </w:r>
           </w:p>
         </w:tc>
@@ -3383,7 +3383,7 @@
                 <w:color w:val="000000"/>
                 <w:sz w:val="16"/>
               </w:rPr>
-              <w:t>5.036.618,49</w:t>
+              <w:t>5.096.022,77</w:t>
             </w:r>
           </w:p>
         </w:tc>
@@ -3410,7 +3410,7 @@
                 <w:color w:val="000000"/>
                 <w:sz w:val="16"/>
               </w:rPr>
-              <w:t>5.036.618,49</w:t>
+              <w:t>5.096.022,77</w:t>
             </w:r>
           </w:p>
         </w:tc>
@@ -3520,7 +3520,7 @@
                 <w:color w:val="000000"/>
                 <w:sz w:val="16"/>
               </w:rPr>
-              <w:t>30.790.890,99</w:t>
+              <w:t>31.147.960,20</w:t>
             </w:r>
           </w:p>
         </w:tc>
@@ -3547,7 +3547,7 @@
                 <w:color w:val="000000"/>
                 <w:sz w:val="16"/>
               </w:rPr>
-              <w:t>30.790.890,98</w:t>
+              <w:t>31.147.960,20</w:t>
             </w:r>
           </w:p>
         </w:tc>
@@ -3574,7 +3574,7 @@
                 <w:color w:val="000000"/>
                 <w:sz w:val="16"/>
               </w:rPr>
-              <w:t>0,01</w:t>
+              <w:t>0,00</w:t>
             </w:r>
           </w:p>
         </w:tc>
@@ -3657,7 +3657,7 @@
                 <w:color w:val="000000"/>
                 <w:sz w:val="16"/>
               </w:rPr>
-              <w:t>30.790.890,98</w:t>
+              <w:t>31.147.960,20</w:t>
             </w:r>
           </w:p>
         </w:tc>
@@ -3684,7 +3684,7 @@
                 <w:color w:val="000000"/>
                 <w:sz w:val="16"/>
               </w:rPr>
-              <w:t>30.790.890,98</w:t>
+              <w:t>31.147.960,20</w:t>
             </w:r>
           </w:p>
         </w:tc>
@@ -3931,7 +3931,7 @@
                 <w:color w:val="000000"/>
                 <w:sz w:val="16"/>
               </w:rPr>
-              <w:t>30.790.890,98</w:t>
+              <w:t>31.147.960,20</w:t>
             </w:r>
           </w:p>
         </w:tc>
@@ -3958,7 +3958,7 @@
                 <w:color w:val="000000"/>
                 <w:sz w:val="16"/>
               </w:rPr>
-              <w:t>30.790.890,98</w:t>
+              <w:t>31.147.960,20</w:t>
             </w:r>
           </w:p>
         </w:tc>
@@ -4068,7 +4068,7 @@
                 <w:color w:val="000000"/>
                 <w:sz w:val="16"/>
               </w:rPr>
-              <w:t>-0,01</w:t>
+              <w:t>0,00</w:t>
             </w:r>
           </w:p>
         </w:tc>
@@ -4122,7 +4122,7 @@
                 <w:color w:val="000000"/>
                 <w:sz w:val="16"/>
               </w:rPr>
-              <w:t>-0,01</w:t>
+              <w:t>0,00</w:t>
             </w:r>
           </w:p>
         </w:tc>
@@ -4890,7 +4890,7 @@
                 <w:color w:val="000000"/>
                 <w:sz w:val="16"/>
               </w:rPr>
-              <w:t>4.212.409,83</w:t>
+              <w:t>4.245.973,25</w:t>
             </w:r>
           </w:p>
         </w:tc>
@@ -4917,7 +4917,7 @@
                 <w:color w:val="000000"/>
                 <w:sz w:val="16"/>
               </w:rPr>
-              <w:t>4.212.409,83</w:t>
+              <w:t>4.245.973,25</w:t>
             </w:r>
           </w:p>
         </w:tc>
@@ -5301,7 +5301,7 @@
                 <w:color w:val="000000"/>
                 <w:sz w:val="16"/>
               </w:rPr>
-              <w:t>1.349.030,92</w:t>
+              <w:t>1.352.001,14</w:t>
             </w:r>
           </w:p>
         </w:tc>
@@ -5328,7 +5328,7 @@
                 <w:color w:val="000000"/>
                 <w:sz w:val="16"/>
               </w:rPr>
-              <w:t>1.349.030,92</w:t>
+              <w:t>1.352.001,14</w:t>
             </w:r>
           </w:p>
         </w:tc>
@@ -5438,7 +5438,7 @@
                 <w:color w:val="000000"/>
                 <w:sz w:val="16"/>
               </w:rPr>
-              <w:t>255.549,28</w:t>
+              <w:t>256.440,34</w:t>
             </w:r>
           </w:p>
         </w:tc>
@@ -5465,7 +5465,7 @@
                 <w:color w:val="000000"/>
                 <w:sz w:val="16"/>
               </w:rPr>
-              <w:t>255.549,28</w:t>
+              <w:t>256.440,34</w:t>
             </w:r>
           </w:p>
         </w:tc>
@@ -5575,7 +5575,7 @@
                 <w:color w:val="000000"/>
                 <w:sz w:val="16"/>
               </w:rPr>
-              <w:t>791.329,63</w:t>
+              <w:t>821.031,77</w:t>
             </w:r>
           </w:p>
         </w:tc>
@@ -5602,7 +5602,7 @@
                 <w:color w:val="000000"/>
                 <w:sz w:val="16"/>
               </w:rPr>
-              <w:t>791.329,63</w:t>
+              <w:t>821.031,77</w:t>
             </w:r>
           </w:p>
         </w:tc>
@@ -5712,7 +5712,7 @@
                 <w:color w:val="000000"/>
                 <w:sz w:val="16"/>
               </w:rPr>
-              <w:t>13.067.724,92</w:t>
+              <w:t>13.034.161,50</w:t>
             </w:r>
           </w:p>
         </w:tc>
@@ -5739,7 +5739,7 @@
                 <w:color w:val="000000"/>
                 <w:sz w:val="16"/>
               </w:rPr>
-              <w:t>13.067.724,92</w:t>
+              <w:t>13.034.161,50</w:t>
             </w:r>
           </w:p>
         </w:tc>
@@ -5986,7 +5986,7 @@
                 <w:color w:val="000000"/>
                 <w:sz w:val="16"/>
               </w:rPr>
-              <w:t>570.180,03</w:t>
+              <w:t>570.823,58</w:t>
             </w:r>
           </w:p>
         </w:tc>
@@ -6013,7 +6013,7 @@
                 <w:color w:val="000000"/>
                 <w:sz w:val="16"/>
               </w:rPr>
-              <w:t>570.180,03</w:t>
+              <w:t>570.823,58</w:t>
             </w:r>
           </w:p>
         </w:tc>
@@ -6123,7 +6123,7 @@
                 <w:color w:val="000000"/>
                 <w:sz w:val="16"/>
               </w:rPr>
-              <w:t>30.220.710,96</w:t>
+              <w:t>30.577.136,62</w:t>
             </w:r>
           </w:p>
         </w:tc>
@@ -6150,7 +6150,7 @@
                 <w:color w:val="000000"/>
                 <w:sz w:val="16"/>
               </w:rPr>
-              <w:t>30.220.710,95</w:t>
+              <w:t>30.577.136,62</w:t>
             </w:r>
           </w:p>
         </w:tc>
@@ -6177,7 +6177,7 @@
                 <w:color w:val="000000"/>
                 <w:sz w:val="16"/>
               </w:rPr>
-              <w:t>0,01</w:t>
+              <w:t>0,00</w:t>
             </w:r>
           </w:p>
         </w:tc>
@@ -6260,7 +6260,7 @@
                 <w:color w:val="000000"/>
                 <w:sz w:val="16"/>
               </w:rPr>
-              <w:t>-0,01</w:t>
+              <w:t>0,00</w:t>
             </w:r>
           </w:p>
         </w:tc>
@@ -6314,7 +6314,7 @@
                 <w:color w:val="000000"/>
                 <w:sz w:val="16"/>
               </w:rPr>
-              <w:t>-0,01</w:t>
+              <w:t>0,00</w:t>
             </w:r>
           </w:p>
         </w:tc>
@@ -6397,7 +6397,7 @@
                 <w:color w:val="000000"/>
                 <w:sz w:val="16"/>
               </w:rPr>
-              <w:t>13.859.054,55</w:t>
+              <w:t>13.855.193,27</w:t>
             </w:r>
           </w:p>
         </w:tc>
@@ -6424,7 +6424,7 @@
                 <w:color w:val="000000"/>
                 <w:sz w:val="16"/>
               </w:rPr>
-              <w:t>13.859.054,55</w:t>
+              <w:t>13.855.193,27</w:t>
             </w:r>
           </w:p>
         </w:tc>
@@ -6602,7 +6602,7 @@
                 <w:color w:val="000000"/>
                 <w:sz w:val="16"/>
               </w:rPr>
-              <w:t>DİKKAT! Yatırım dönemi için taksitler bazında belirtilen finansman kaynakları yetersizdir. Bu haliyle proje 'Mali Sürdürebilirlik' kriterini sağlamamaktadır. 'Kümülatif net Nakit Akış' satırında negatif değer bulunmamalıdır.</w:t>
+              <w:t>uyarı yok</w:t>
             </w:r>
           </w:p>
         </w:tc>
@@ -6658,7 +6658,7 @@
                 <w:color w:val="000000"/>
                 <w:sz w:val="16"/>
               </w:rPr>
-              <w:t>HAYIR</w:t>
+              <w:t>EVET</w:t>
             </w:r>
           </w:p>
         </w:tc>

--- a/belgeler/49_B2_UYUM_RAPORU.docx
+++ b/belgeler/49_B2_UYUM_RAPORU.docx
@@ -738,7 +738,7 @@
                 <w:color w:val="000000"/>
                 <w:sz w:val="16"/>
               </w:rPr>
-              <w:t>işletme gideri 3.424.941,48 TL</w:t>
+              <w:t>işletme gideri 3.423.529,94 TL</w:t>
             </w:r>
           </w:p>
         </w:tc>
@@ -821,7 +821,7 @@
                 <w:color w:val="000000"/>
                 <w:sz w:val="16"/>
               </w:rPr>
-              <w:t>285.411,79 TL</w:t>
+              <w:t>285.294,16 TL</w:t>
             </w:r>
           </w:p>
         </w:tc>
@@ -877,7 +877,7 @@
                 <w:color w:val="000000"/>
                 <w:sz w:val="16"/>
               </w:rPr>
-              <w:t>808.411,79 TL</w:t>
+              <w:t>808.294,16 TL</w:t>
             </w:r>
           </w:p>
         </w:tc>
@@ -904,7 +904,7 @@
                 <w:color w:val="000000"/>
                 <w:sz w:val="16"/>
               </w:rPr>
-              <w:t>570.823,58 TL</w:t>
+              <w:t>570.588,32 TL</w:t>
             </w:r>
           </w:p>
         </w:tc>
@@ -960,7 +960,7 @@
                 <w:color w:val="000000"/>
                 <w:sz w:val="16"/>
               </w:rPr>
-              <w:t>808.411,79 TL</w:t>
+              <w:t>808.294,16 TL</w:t>
             </w:r>
           </w:p>
         </w:tc>
@@ -987,7 +987,7 @@
                 <w:color w:val="000000"/>
                 <w:sz w:val="16"/>
               </w:rPr>
-              <w:t>570.823,58 TL</w:t>
+              <w:t>570.588,32 TL</w:t>
             </w:r>
           </w:p>
         </w:tc>
@@ -1043,7 +1043,7 @@
                 <w:color w:val="000000"/>
                 <w:sz w:val="16"/>
               </w:rPr>
-              <w:t>31.385.548,41 TL</w:t>
+              <w:t>31.255.134,61 TL</w:t>
             </w:r>
           </w:p>
         </w:tc>
@@ -1070,7 +1070,7 @@
                 <w:color w:val="000000"/>
                 <w:sz w:val="16"/>
               </w:rPr>
-              <w:t>31.147.960,20 TL</w:t>
+              <w:t>31.017.428,77 TL</w:t>
             </w:r>
           </w:p>
         </w:tc>
@@ -1600,7 +1600,7 @@
                 <w:color w:val="000000"/>
                 <w:sz w:val="16"/>
               </w:rPr>
-              <w:t>20.381.413,66 TL</w:t>
+              <w:t>20.250.999,86 TL</w:t>
             </w:r>
           </w:p>
         </w:tc>
@@ -1627,7 +1627,7 @@
                 <w:color w:val="000000"/>
                 <w:sz w:val="16"/>
               </w:rPr>
-              <w:t>31.147.960,20 TL</w:t>
+              <w:t>31.017.428,77 TL</w:t>
             </w:r>
           </w:p>
         </w:tc>
@@ -1932,7 +1932,7 @@
                 <w:color w:val="000000"/>
                 <w:sz w:val="16"/>
               </w:rPr>
-              <w:t>31.385.548,41 TL</w:t>
+              <w:t>31.255.134,61 TL</w:t>
             </w:r>
           </w:p>
         </w:tc>
@@ -1959,7 +1959,7 @@
                 <w:color w:val="000000"/>
                 <w:sz w:val="16"/>
               </w:rPr>
-              <w:t>31.147.960,20 TL</w:t>
+              <w:t>31.017.428,77 TL</w:t>
             </w:r>
           </w:p>
         </w:tc>
@@ -2698,7 +2698,7 @@
                 <w:color w:val="000000"/>
                 <w:sz w:val="16"/>
               </w:rPr>
-              <w:t>15.427.767,70</w:t>
+              <w:t>15.297.236,28</w:t>
             </w:r>
           </w:p>
         </w:tc>
@@ -2725,7 +2725,7 @@
                 <w:color w:val="000000"/>
                 <w:sz w:val="16"/>
               </w:rPr>
-              <w:t>15.427.767,70</w:t>
+              <w:t>15.297.236,27</w:t>
             </w:r>
           </w:p>
         </w:tc>
@@ -2752,7 +2752,7 @@
                 <w:color w:val="000000"/>
                 <w:sz w:val="16"/>
               </w:rPr>
-              <w:t>0,00</w:t>
+              <w:t>0,01</w:t>
             </w:r>
           </w:p>
         </w:tc>
@@ -2972,7 +2972,7 @@
                 <w:color w:val="000000"/>
                 <w:sz w:val="16"/>
               </w:rPr>
-              <w:t>3.892.868,60</w:t>
+              <w:t>3.784.288,46</w:t>
             </w:r>
           </w:p>
         </w:tc>
@@ -2999,7 +2999,7 @@
                 <w:color w:val="000000"/>
                 <w:sz w:val="16"/>
               </w:rPr>
-              <w:t>3.892.868,60</w:t>
+              <w:t>3.784.288,46</w:t>
             </w:r>
           </w:p>
         </w:tc>
@@ -3246,7 +3246,7 @@
                 <w:color w:val="000000"/>
                 <w:sz w:val="16"/>
               </w:rPr>
-              <w:t>570.823,58</w:t>
+              <w:t>570.588,32</w:t>
             </w:r>
           </w:p>
         </w:tc>
@@ -3273,7 +3273,7 @@
                 <w:color w:val="000000"/>
                 <w:sz w:val="16"/>
               </w:rPr>
-              <w:t>570.823,58</w:t>
+              <w:t>570.588,32</w:t>
             </w:r>
           </w:p>
         </w:tc>
@@ -3383,7 +3383,7 @@
                 <w:color w:val="000000"/>
                 <w:sz w:val="16"/>
               </w:rPr>
-              <w:t>5.096.022,77</w:t>
+              <w:t>5.074.306,74</w:t>
             </w:r>
           </w:p>
         </w:tc>
@@ -3410,7 +3410,7 @@
                 <w:color w:val="000000"/>
                 <w:sz w:val="16"/>
               </w:rPr>
-              <w:t>5.096.022,77</w:t>
+              <w:t>5.074.306,74</w:t>
             </w:r>
           </w:p>
         </w:tc>
@@ -3520,7 +3520,7 @@
                 <w:color w:val="000000"/>
                 <w:sz w:val="16"/>
               </w:rPr>
-              <w:t>31.147.960,20</w:t>
+              <w:t>31.017.428,78</w:t>
             </w:r>
           </w:p>
         </w:tc>
@@ -3547,7 +3547,7 @@
                 <w:color w:val="000000"/>
                 <w:sz w:val="16"/>
               </w:rPr>
-              <w:t>31.147.960,20</w:t>
+              <w:t>31.017.428,77</w:t>
             </w:r>
           </w:p>
         </w:tc>
@@ -3574,7 +3574,7 @@
                 <w:color w:val="000000"/>
                 <w:sz w:val="16"/>
               </w:rPr>
-              <w:t>0,00</w:t>
+              <w:t>0,01</w:t>
             </w:r>
           </w:p>
         </w:tc>
@@ -3657,7 +3657,7 @@
                 <w:color w:val="000000"/>
                 <w:sz w:val="16"/>
               </w:rPr>
-              <w:t>31.147.960,20</w:t>
+              <w:t>31.017.428,77</w:t>
             </w:r>
           </w:p>
         </w:tc>
@@ -3684,7 +3684,7 @@
                 <w:color w:val="000000"/>
                 <w:sz w:val="16"/>
               </w:rPr>
-              <w:t>31.147.960,20</w:t>
+              <w:t>31.017.428,77</w:t>
             </w:r>
           </w:p>
         </w:tc>
@@ -3931,7 +3931,7 @@
                 <w:color w:val="000000"/>
                 <w:sz w:val="16"/>
               </w:rPr>
-              <w:t>31.147.960,20</w:t>
+              <w:t>31.017.428,77</w:t>
             </w:r>
           </w:p>
         </w:tc>
@@ -3958,7 +3958,7 @@
                 <w:color w:val="000000"/>
                 <w:sz w:val="16"/>
               </w:rPr>
-              <w:t>31.147.960,20</w:t>
+              <w:t>31.017.428,77</w:t>
             </w:r>
           </w:p>
         </w:tc>
@@ -4068,7 +4068,7 @@
                 <w:color w:val="000000"/>
                 <w:sz w:val="16"/>
               </w:rPr>
-              <w:t>0,00</w:t>
+              <w:t>-0,01</w:t>
             </w:r>
           </w:p>
         </w:tc>
@@ -4122,7 +4122,7 @@
                 <w:color w:val="000000"/>
                 <w:sz w:val="16"/>
               </w:rPr>
-              <w:t>0,00</w:t>
+              <w:t>-0,01</w:t>
             </w:r>
           </w:p>
         </w:tc>
@@ -4890,7 +4890,7 @@
                 <w:color w:val="000000"/>
                 <w:sz w:val="16"/>
               </w:rPr>
-              <w:t>4.245.973,25</w:t>
+              <w:t>4.233.703,70</w:t>
             </w:r>
           </w:p>
         </w:tc>
@@ -4917,7 +4917,7 @@
                 <w:color w:val="000000"/>
                 <w:sz w:val="16"/>
               </w:rPr>
-              <w:t>4.245.973,25</w:t>
+              <w:t>4.233.703,69</w:t>
             </w:r>
           </w:p>
         </w:tc>
@@ -4944,7 +4944,7 @@
                 <w:color w:val="000000"/>
                 <w:sz w:val="16"/>
               </w:rPr>
-              <w:t>0,00</w:t>
+              <w:t>0,01</w:t>
             </w:r>
           </w:p>
         </w:tc>
@@ -5301,7 +5301,7 @@
                 <w:color w:val="000000"/>
                 <w:sz w:val="16"/>
               </w:rPr>
-              <w:t>1.352.001,14</w:t>
+              <w:t>1.350.915,34</w:t>
             </w:r>
           </w:p>
         </w:tc>
@@ -5328,7 +5328,7 @@
                 <w:color w:val="000000"/>
                 <w:sz w:val="16"/>
               </w:rPr>
-              <w:t>1.352.001,14</w:t>
+              <w:t>1.350.915,34</w:t>
             </w:r>
           </w:p>
         </w:tc>
@@ -5438,7 +5438,7 @@
                 <w:color w:val="000000"/>
                 <w:sz w:val="16"/>
               </w:rPr>
-              <w:t>256.440,34</w:t>
+              <w:t>256.114,60</w:t>
             </w:r>
           </w:p>
         </w:tc>
@@ -5465,7 +5465,7 @@
                 <w:color w:val="000000"/>
                 <w:sz w:val="16"/>
               </w:rPr>
-              <w:t>256.440,34</w:t>
+              <w:t>256.114,60</w:t>
             </w:r>
           </w:p>
         </w:tc>
@@ -5575,7 +5575,7 @@
                 <w:color w:val="000000"/>
                 <w:sz w:val="16"/>
               </w:rPr>
-              <w:t>821.031,77</w:t>
+              <w:t>810.173,76</w:t>
             </w:r>
           </w:p>
         </w:tc>
@@ -5602,7 +5602,7 @@
                 <w:color w:val="000000"/>
                 <w:sz w:val="16"/>
               </w:rPr>
-              <w:t>821.031,77</w:t>
+              <w:t>810.173,75</w:t>
             </w:r>
           </w:p>
         </w:tc>
@@ -5629,7 +5629,7 @@
                 <w:color w:val="000000"/>
                 <w:sz w:val="16"/>
               </w:rPr>
-              <w:t>0,00</w:t>
+              <w:t>0,01</w:t>
             </w:r>
           </w:p>
         </w:tc>
@@ -5712,7 +5712,7 @@
                 <w:color w:val="000000"/>
                 <w:sz w:val="16"/>
               </w:rPr>
-              <w:t>13.034.161,50</w:t>
+              <w:t>13.046.431,05</w:t>
             </w:r>
           </w:p>
         </w:tc>
@@ -5739,7 +5739,7 @@
                 <w:color w:val="000000"/>
                 <w:sz w:val="16"/>
               </w:rPr>
-              <w:t>13.034.161,50</w:t>
+              <w:t>13.046.431,06</w:t>
             </w:r>
           </w:p>
         </w:tc>
@@ -5766,7 +5766,7 @@
                 <w:color w:val="000000"/>
                 <w:sz w:val="16"/>
               </w:rPr>
-              <w:t>0,00</w:t>
+              <w:t>-0,01</w:t>
             </w:r>
           </w:p>
         </w:tc>
@@ -5986,7 +5986,7 @@
                 <w:color w:val="000000"/>
                 <w:sz w:val="16"/>
               </w:rPr>
-              <w:t>570.823,58</w:t>
+              <w:t>570.588,32</w:t>
             </w:r>
           </w:p>
         </w:tc>
@@ -6013,7 +6013,7 @@
                 <w:color w:val="000000"/>
                 <w:sz w:val="16"/>
               </w:rPr>
-              <w:t>570.823,58</w:t>
+              <w:t>570.588,32</w:t>
             </w:r>
           </w:p>
         </w:tc>
@@ -6123,7 +6123,7 @@
                 <w:color w:val="000000"/>
                 <w:sz w:val="16"/>
               </w:rPr>
-              <w:t>30.577.136,62</w:t>
+              <w:t>30.446.840,46</w:t>
             </w:r>
           </w:p>
         </w:tc>
@@ -6150,7 +6150,7 @@
                 <w:color w:val="000000"/>
                 <w:sz w:val="16"/>
               </w:rPr>
-              <w:t>30.577.136,62</w:t>
+              <w:t>30.446.840,45</w:t>
             </w:r>
           </w:p>
         </w:tc>
@@ -6177,7 +6177,7 @@
                 <w:color w:val="000000"/>
                 <w:sz w:val="16"/>
               </w:rPr>
-              <w:t>0,00</w:t>
+              <w:t>0,01</w:t>
             </w:r>
           </w:p>
         </w:tc>
@@ -6260,7 +6260,7 @@
                 <w:color w:val="000000"/>
                 <w:sz w:val="16"/>
               </w:rPr>
-              <w:t>0,00</w:t>
+              <w:t>-0,01</w:t>
             </w:r>
           </w:p>
         </w:tc>
@@ -6314,7 +6314,7 @@
                 <w:color w:val="000000"/>
                 <w:sz w:val="16"/>
               </w:rPr>
-              <w:t>0,00</w:t>
+              <w:t>-0,01</w:t>
             </w:r>
           </w:p>
         </w:tc>
@@ -6397,7 +6397,7 @@
                 <w:color w:val="000000"/>
                 <w:sz w:val="16"/>
               </w:rPr>
-              <w:t>13.855.193,27</w:t>
+              <w:t>13.856.604,81</w:t>
             </w:r>
           </w:p>
         </w:tc>
@@ -6424,7 +6424,7 @@
                 <w:color w:val="000000"/>
                 <w:sz w:val="16"/>
               </w:rPr>
-              <w:t>13.855.193,27</w:t>
+              <w:t>13.856.604,81</w:t>
             </w:r>
           </w:p>
         </w:tc>
@@ -6602,7 +6602,7 @@
                 <w:color w:val="000000"/>
                 <w:sz w:val="16"/>
               </w:rPr>
-              <w:t>uyarı yok</w:t>
+              <w:t>DİKKAT! Yatırım dönemi için taksitler bazında belirtilen finansman kaynakları yetersizdir. Bu haliyle proje 'Mali Sürdürebilirlik' kriterini sağlamamaktadır. 'Kümülatif net Nakit Akış' satırında negatif değer bulunmamalıdır.</w:t>
             </w:r>
           </w:p>
         </w:tc>
@@ -6658,7 +6658,7 @@
                 <w:color w:val="000000"/>
                 <w:sz w:val="16"/>
               </w:rPr>
-              <w:t>EVET</w:t>
+              <w:t>HAYIR</w:t>
             </w:r>
           </w:p>
         </w:tc>

--- a/belgeler/49_B2_UYUM_RAPORU.docx
+++ b/belgeler/49_B2_UYUM_RAPORU.docx
@@ -738,7 +738,7 @@
                 <w:color w:val="000000"/>
                 <w:sz w:val="16"/>
               </w:rPr>
-              <w:t>işletme gideri 3.423.529,94 TL</w:t>
+              <w:t>işletme gideri 3.419.292,44 TL</w:t>
             </w:r>
           </w:p>
         </w:tc>
@@ -821,7 +821,7 @@
                 <w:color w:val="000000"/>
                 <w:sz w:val="16"/>
               </w:rPr>
-              <w:t>285.294,16 TL</w:t>
+              <w:t>284.941,04 TL</w:t>
             </w:r>
           </w:p>
         </w:tc>
@@ -877,7 +877,7 @@
                 <w:color w:val="000000"/>
                 <w:sz w:val="16"/>
               </w:rPr>
-              <w:t>808.294,16 TL</w:t>
+              <w:t>807.941,03 TL</w:t>
             </w:r>
           </w:p>
         </w:tc>
@@ -904,7 +904,7 @@
                 <w:color w:val="000000"/>
                 <w:sz w:val="16"/>
               </w:rPr>
-              <w:t>570.588,32 TL</w:t>
+              <w:t>569.882,07 TL</w:t>
             </w:r>
           </w:p>
         </w:tc>
@@ -960,7 +960,7 @@
                 <w:color w:val="000000"/>
                 <w:sz w:val="16"/>
               </w:rPr>
-              <w:t>808.294,16 TL</w:t>
+              <w:t>807.941,03 TL</w:t>
             </w:r>
           </w:p>
         </w:tc>
@@ -987,7 +987,7 @@
                 <w:color w:val="000000"/>
                 <w:sz w:val="16"/>
               </w:rPr>
-              <w:t>570.588,32 TL</w:t>
+              <w:t>569.882,07 TL</w:t>
             </w:r>
           </w:p>
         </w:tc>
@@ -1043,7 +1043,7 @@
                 <w:color w:val="000000"/>
                 <w:sz w:val="16"/>
               </w:rPr>
-              <w:t>31.255.134,61 TL</w:t>
+              <w:t>30.863.627,51 TL</w:t>
             </w:r>
           </w:p>
         </w:tc>
@@ -1070,7 +1070,7 @@
                 <w:color w:val="000000"/>
                 <w:sz w:val="16"/>
               </w:rPr>
-              <w:t>31.017.428,77 TL</w:t>
+              <w:t>30.625.568,55 TL</w:t>
             </w:r>
           </w:p>
         </w:tc>
@@ -1600,7 +1600,7 @@
                 <w:color w:val="000000"/>
                 <w:sz w:val="16"/>
               </w:rPr>
-              <w:t>20.250.999,86 TL</w:t>
+              <w:t>19.859.492,76 TL</w:t>
             </w:r>
           </w:p>
         </w:tc>
@@ -1627,7 +1627,7 @@
                 <w:color w:val="000000"/>
                 <w:sz w:val="16"/>
               </w:rPr>
-              <w:t>31.017.428,77 TL</w:t>
+              <w:t>30.625.568,55 TL</w:t>
             </w:r>
           </w:p>
         </w:tc>
@@ -1932,7 +1932,7 @@
                 <w:color w:val="000000"/>
                 <w:sz w:val="16"/>
               </w:rPr>
-              <w:t>31.255.134,61 TL</w:t>
+              <w:t>30.863.627,51 TL</w:t>
             </w:r>
           </w:p>
         </w:tc>
@@ -1959,7 +1959,7 @@
                 <w:color w:val="000000"/>
                 <w:sz w:val="16"/>
               </w:rPr>
-              <w:t>31.017.428,77 TL</w:t>
+              <w:t>30.625.568,55 TL</w:t>
             </w:r>
           </w:p>
         </w:tc>
@@ -2698,7 +2698,7 @@
                 <w:color w:val="000000"/>
                 <w:sz w:val="16"/>
               </w:rPr>
-              <w:t>15.297.236,28</w:t>
+              <w:t>14.905.376,06</w:t>
             </w:r>
           </w:p>
         </w:tc>
@@ -2725,7 +2725,7 @@
                 <w:color w:val="000000"/>
                 <w:sz w:val="16"/>
               </w:rPr>
-              <w:t>15.297.236,27</w:t>
+              <w:t>14.905.376,05</w:t>
             </w:r>
           </w:p>
         </w:tc>
@@ -2835,7 +2835,7 @@
                 <w:color w:val="000000"/>
                 <w:sz w:val="16"/>
               </w:rPr>
-              <w:t>5.867.052,75</w:t>
+              <w:t>5.541.091,09</w:t>
             </w:r>
           </w:p>
         </w:tc>
@@ -2862,7 +2862,7 @@
                 <w:color w:val="000000"/>
                 <w:sz w:val="16"/>
               </w:rPr>
-              <w:t>5.867.052,75</w:t>
+              <w:t>5.541.091,09</w:t>
             </w:r>
           </w:p>
         </w:tc>
@@ -2972,7 +2972,7 @@
                 <w:color w:val="000000"/>
                 <w:sz w:val="16"/>
               </w:rPr>
-              <w:t>3.784.288,46</w:t>
+              <w:t>3.784.288,48</w:t>
             </w:r>
           </w:p>
         </w:tc>
@@ -2999,7 +2999,7 @@
                 <w:color w:val="000000"/>
                 <w:sz w:val="16"/>
               </w:rPr>
-              <w:t>3.784.288,46</w:t>
+              <w:t>3.784.288,48</w:t>
             </w:r>
           </w:p>
         </w:tc>
@@ -3246,7 +3246,7 @@
                 <w:color w:val="000000"/>
                 <w:sz w:val="16"/>
               </w:rPr>
-              <w:t>570.588,32</w:t>
+              <w:t>569.882,07</w:t>
             </w:r>
           </w:p>
         </w:tc>
@@ -3273,7 +3273,7 @@
                 <w:color w:val="000000"/>
                 <w:sz w:val="16"/>
               </w:rPr>
-              <w:t>570.588,32</w:t>
+              <w:t>569.882,07</w:t>
             </w:r>
           </w:p>
         </w:tc>
@@ -3383,7 +3383,7 @@
                 <w:color w:val="000000"/>
                 <w:sz w:val="16"/>
               </w:rPr>
-              <w:t>5.074.306,74</w:t>
+              <w:t>5.009.114,41</w:t>
             </w:r>
           </w:p>
         </w:tc>
@@ -3410,7 +3410,7 @@
                 <w:color w:val="000000"/>
                 <w:sz w:val="16"/>
               </w:rPr>
-              <w:t>5.074.306,74</w:t>
+              <w:t>5.009.114,41</w:t>
             </w:r>
           </w:p>
         </w:tc>
@@ -3520,7 +3520,7 @@
                 <w:color w:val="000000"/>
                 <w:sz w:val="16"/>
               </w:rPr>
-              <w:t>31.017.428,78</w:t>
+              <w:t>30.625.568,56</w:t>
             </w:r>
           </w:p>
         </w:tc>
@@ -3547,7 +3547,7 @@
                 <w:color w:val="000000"/>
                 <w:sz w:val="16"/>
               </w:rPr>
-              <w:t>31.017.428,77</w:t>
+              <w:t>30.625.568,55</w:t>
             </w:r>
           </w:p>
         </w:tc>
@@ -3657,7 +3657,7 @@
                 <w:color w:val="000000"/>
                 <w:sz w:val="16"/>
               </w:rPr>
-              <w:t>31.017.428,77</w:t>
+              <w:t>30.625.568,55</w:t>
             </w:r>
           </w:p>
         </w:tc>
@@ -3684,7 +3684,7 @@
                 <w:color w:val="000000"/>
                 <w:sz w:val="16"/>
               </w:rPr>
-              <w:t>31.017.428,77</w:t>
+              <w:t>30.625.568,55</w:t>
             </w:r>
           </w:p>
         </w:tc>
@@ -3931,7 +3931,7 @@
                 <w:color w:val="000000"/>
                 <w:sz w:val="16"/>
               </w:rPr>
-              <w:t>31.017.428,77</w:t>
+              <w:t>30.625.568,55</w:t>
             </w:r>
           </w:p>
         </w:tc>
@@ -3958,7 +3958,7 @@
                 <w:color w:val="000000"/>
                 <w:sz w:val="16"/>
               </w:rPr>
-              <w:t>31.017.428,77</w:t>
+              <w:t>30.625.568,55</w:t>
             </w:r>
           </w:p>
         </w:tc>
@@ -4890,7 +4890,7 @@
                 <w:color w:val="000000"/>
                 <w:sz w:val="16"/>
               </w:rPr>
-              <w:t>4.233.703,70</w:t>
+              <w:t>4.222.946,96</w:t>
             </w:r>
           </w:p>
         </w:tc>
@@ -4917,7 +4917,7 @@
                 <w:color w:val="000000"/>
                 <w:sz w:val="16"/>
               </w:rPr>
-              <w:t>4.233.703,69</w:t>
+              <w:t>4.222.946,96</w:t>
             </w:r>
           </w:p>
         </w:tc>
@@ -4944,7 +4944,7 @@
                 <w:color w:val="000000"/>
                 <w:sz w:val="16"/>
               </w:rPr>
-              <w:t>0,01</w:t>
+              <w:t>0,00</w:t>
             </w:r>
           </w:p>
         </w:tc>
@@ -5301,7 +5301,7 @@
                 <w:color w:val="000000"/>
                 <w:sz w:val="16"/>
               </w:rPr>
-              <w:t>1.350.915,34</w:t>
+              <w:t>1.347.655,72</w:t>
             </w:r>
           </w:p>
         </w:tc>
@@ -5328,7 +5328,7 @@
                 <w:color w:val="000000"/>
                 <w:sz w:val="16"/>
               </w:rPr>
-              <w:t>1.350.915,34</w:t>
+              <w:t>1.347.655,72</w:t>
             </w:r>
           </w:p>
         </w:tc>
@@ -5438,7 +5438,7 @@
                 <w:color w:val="000000"/>
                 <w:sz w:val="16"/>
               </w:rPr>
-              <w:t>256.114,60</w:t>
+              <w:t>255.136,72</w:t>
             </w:r>
           </w:p>
         </w:tc>
@@ -5465,7 +5465,7 @@
                 <w:color w:val="000000"/>
                 <w:sz w:val="16"/>
               </w:rPr>
-              <w:t>256.114,60</w:t>
+              <w:t>255.136,72</w:t>
             </w:r>
           </w:p>
         </w:tc>
@@ -5575,7 +5575,7 @@
                 <w:color w:val="000000"/>
                 <w:sz w:val="16"/>
               </w:rPr>
-              <w:t>810.173,76</w:t>
+              <w:t>803.654,52</w:t>
             </w:r>
           </w:p>
         </w:tc>
@@ -5602,7 +5602,7 @@
                 <w:color w:val="000000"/>
                 <w:sz w:val="16"/>
               </w:rPr>
-              <w:t>810.173,75</w:t>
+              <w:t>803.654,52</w:t>
             </w:r>
           </w:p>
         </w:tc>
@@ -5629,7 +5629,7 @@
                 <w:color w:val="000000"/>
                 <w:sz w:val="16"/>
               </w:rPr>
-              <w:t>0,01</w:t>
+              <w:t>0,00</w:t>
             </w:r>
           </w:p>
         </w:tc>
@@ -5712,7 +5712,7 @@
                 <w:color w:val="000000"/>
                 <w:sz w:val="16"/>
               </w:rPr>
-              <w:t>13.046.431,05</w:t>
+              <w:t>13.057.187,79</w:t>
             </w:r>
           </w:p>
         </w:tc>
@@ -5739,7 +5739,7 @@
                 <w:color w:val="000000"/>
                 <w:sz w:val="16"/>
               </w:rPr>
-              <w:t>13.046.431,06</w:t>
+              <w:t>13.057.187,79</w:t>
             </w:r>
           </w:p>
         </w:tc>
@@ -5766,7 +5766,7 @@
                 <w:color w:val="000000"/>
                 <w:sz w:val="16"/>
               </w:rPr>
-              <w:t>-0,01</w:t>
+              <w:t>0,00</w:t>
             </w:r>
           </w:p>
         </w:tc>
@@ -5986,7 +5986,7 @@
                 <w:color w:val="000000"/>
                 <w:sz w:val="16"/>
               </w:rPr>
-              <w:t>570.588,32</w:t>
+              <w:t>569.882,07</w:t>
             </w:r>
           </w:p>
         </w:tc>
@@ -6013,7 +6013,7 @@
                 <w:color w:val="000000"/>
                 <w:sz w:val="16"/>
               </w:rPr>
-              <w:t>570.588,32</w:t>
+              <w:t>569.882,07</w:t>
             </w:r>
           </w:p>
         </w:tc>
@@ -6123,7 +6123,7 @@
                 <w:color w:val="000000"/>
                 <w:sz w:val="16"/>
               </w:rPr>
-              <w:t>30.446.840,46</w:t>
+              <w:t>30.055.686,49</w:t>
             </w:r>
           </w:p>
         </w:tc>
@@ -6150,7 +6150,7 @@
                 <w:color w:val="000000"/>
                 <w:sz w:val="16"/>
               </w:rPr>
-              <w:t>30.446.840,45</w:t>
+              <w:t>30.055.686,48</w:t>
             </w:r>
           </w:p>
         </w:tc>
@@ -6397,7 +6397,7 @@
                 <w:color w:val="000000"/>
                 <w:sz w:val="16"/>
               </w:rPr>
-              <w:t>13.856.604,81</w:t>
+              <w:t>13.860.842,31</w:t>
             </w:r>
           </w:p>
         </w:tc>
@@ -6424,7 +6424,7 @@
                 <w:color w:val="000000"/>
                 <w:sz w:val="16"/>
               </w:rPr>
-              <w:t>13.856.604,81</w:t>
+              <w:t>13.860.842,31</w:t>
             </w:r>
           </w:p>
         </w:tc>
